--- a/KHBD_Tin_học/Lớp_1/Tuần_07/KHBD_Tin_hoc_Lớp_1_Tiet06_Ban_phim_chu_va_so.docx
+++ b/KHBD_Tin_học/Lớp_1/Tuần_07/KHBD_Tin_hoc_Lớp_1_Tiet06_Ban_phim_chu_va_so.docx
@@ -35,10 +35,15 @@
               <w:spacing w:line="360" w:lineRule="auto" w:after="40"/>
               <w:jc w:val="left"/>
             </w:pPr>
-            <w:r/>
-            <w:r>
-              <w:rPr>
-                <w:rFonts w:ascii="Times New Roman" w:hAnsi="Times New Roman" w:eastAsia="Times New Roman"/>
+            <w:r>
+              <w:rPr>
+                <w:rFonts w:ascii="Times New Roman" w:hAnsi="Times New Roman" w:cs="Times New Roman"/>
+                <w:sz w:val="26"/>
+              </w:rPr>
+            </w:r>
+            <w:r>
+              <w:rPr>
+                <w:rFonts w:ascii="Times New Roman" w:hAnsi="Times New Roman" w:eastAsia="Times New Roman" w:cs="Times New Roman"/>
                 <w:b/>
                 <w:i w:val="0"/>
                 <w:sz w:val="26"/>
@@ -62,10 +67,15 @@
               <w:spacing w:line="360" w:lineRule="auto" w:after="40"/>
               <w:jc w:val="left"/>
             </w:pPr>
-            <w:r/>
-            <w:r>
-              <w:rPr>
-                <w:rFonts w:ascii="Times New Roman" w:hAnsi="Times New Roman" w:eastAsia="Times New Roman"/>
+            <w:r>
+              <w:rPr>
+                <w:rFonts w:ascii="Times New Roman" w:hAnsi="Times New Roman" w:cs="Times New Roman"/>
+                <w:sz w:val="26"/>
+              </w:rPr>
+            </w:r>
+            <w:r>
+              <w:rPr>
+                <w:rFonts w:ascii="Times New Roman" w:hAnsi="Times New Roman" w:eastAsia="Times New Roman" w:cs="Times New Roman"/>
                 <w:b w:val="0"/>
                 <w:i w:val="0"/>
                 <w:sz w:val="26"/>
@@ -91,10 +101,15 @@
               <w:spacing w:line="360" w:lineRule="auto" w:after="40"/>
               <w:jc w:val="left"/>
             </w:pPr>
-            <w:r/>
-            <w:r>
-              <w:rPr>
-                <w:rFonts w:ascii="Times New Roman" w:hAnsi="Times New Roman" w:eastAsia="Times New Roman"/>
+            <w:r>
+              <w:rPr>
+                <w:rFonts w:ascii="Times New Roman" w:hAnsi="Times New Roman" w:cs="Times New Roman"/>
+                <w:sz w:val="26"/>
+              </w:rPr>
+            </w:r>
+            <w:r>
+              <w:rPr>
+                <w:rFonts w:ascii="Times New Roman" w:hAnsi="Times New Roman" w:eastAsia="Times New Roman" w:cs="Times New Roman"/>
                 <w:b w:val="0"/>
                 <w:i w:val="0"/>
                 <w:sz w:val="26"/>
@@ -118,10 +133,15 @@
               <w:spacing w:line="360" w:lineRule="auto" w:after="40"/>
               <w:jc w:val="left"/>
             </w:pPr>
-            <w:r/>
-            <w:r>
-              <w:rPr>
-                <w:rFonts w:ascii="Times New Roman" w:hAnsi="Times New Roman" w:eastAsia="Times New Roman"/>
+            <w:r>
+              <w:rPr>
+                <w:rFonts w:ascii="Times New Roman" w:hAnsi="Times New Roman" w:cs="Times New Roman"/>
+                <w:sz w:val="26"/>
+              </w:rPr>
+            </w:r>
+            <w:r>
+              <w:rPr>
+                <w:rFonts w:ascii="Times New Roman" w:hAnsi="Times New Roman" w:eastAsia="Times New Roman" w:cs="Times New Roman"/>
                 <w:b w:val="0"/>
                 <w:i w:val="0"/>
                 <w:sz w:val="26"/>
@@ -136,7 +156,7 @@
             </w:pPr>
             <w:r>
               <w:rPr>
-                <w:rFonts w:ascii="Times New Roman" w:hAnsi="Times New Roman" w:eastAsia="Times New Roman"/>
+                <w:rFonts w:ascii="Times New Roman" w:hAnsi="Times New Roman" w:eastAsia="Times New Roman" w:cs="Times New Roman"/>
                 <w:b w:val="0"/>
                 <w:i w:val="0"/>
                 <w:sz w:val="26"/>
@@ -151,7 +171,7 @@
             </w:pPr>
             <w:r>
               <w:rPr>
-                <w:rFonts w:ascii="Times New Roman" w:hAnsi="Times New Roman" w:eastAsia="Times New Roman"/>
+                <w:rFonts w:ascii="Times New Roman" w:hAnsi="Times New Roman" w:eastAsia="Times New Roman" w:cs="Times New Roman"/>
                 <w:b w:val="0"/>
                 <w:i w:val="0"/>
                 <w:sz w:val="26"/>
@@ -169,10 +189,10 @@
       </w:pPr>
       <w:r>
         <w:rPr>
-          <w:rFonts w:ascii="Times New Roman" w:hAnsi="Times New Roman" w:eastAsia="Times New Roman"/>
+          <w:rFonts w:ascii="Times New Roman" w:hAnsi="Times New Roman" w:eastAsia="Times New Roman" w:cs="Times New Roman"/>
           <w:b/>
           <w:i w:val="0"/>
-          <w:sz w:val="28"/>
+          <w:sz w:val="26"/>
         </w:rPr>
         <w:t>KẾ HOẠCH DẠY HỌC MÔN TIN HỌC</w:t>
       </w:r>
@@ -184,7 +204,7 @@
       </w:pPr>
       <w:r>
         <w:rPr>
-          <w:rFonts w:ascii="Times New Roman" w:hAnsi="Times New Roman" w:eastAsia="Times New Roman"/>
+          <w:rFonts w:ascii="Times New Roman" w:hAnsi="Times New Roman" w:eastAsia="Times New Roman" w:cs="Times New Roman"/>
           <w:b/>
           <w:i w:val="0"/>
           <w:sz w:val="26"/>
@@ -206,7 +226,7 @@
       </w:pPr>
       <w:r>
         <w:rPr>
-          <w:rFonts w:ascii="Times New Roman" w:hAnsi="Times New Roman" w:eastAsia="Times New Roman"/>
+          <w:rFonts w:ascii="Times New Roman" w:hAnsi="Times New Roman" w:eastAsia="Times New Roman" w:cs="Times New Roman"/>
           <w:b/>
           <w:i w:val="0"/>
           <w:sz w:val="26"/>
@@ -222,7 +242,7 @@
       </w:pPr>
       <w:r>
         <w:rPr>
-          <w:rFonts w:ascii="Times New Roman" w:hAnsi="Times New Roman" w:eastAsia="Times New Roman"/>
+          <w:rFonts w:ascii="Times New Roman" w:hAnsi="Times New Roman" w:eastAsia="Times New Roman" w:cs="Times New Roman"/>
           <w:b w:val="0"/>
           <w:i w:val="0"/>
           <w:sz w:val="26"/>
@@ -238,7 +258,7 @@
       </w:pPr>
       <w:r>
         <w:rPr>
-          <w:rFonts w:ascii="Times New Roman" w:hAnsi="Times New Roman" w:eastAsia="Times New Roman"/>
+          <w:rFonts w:ascii="Times New Roman" w:hAnsi="Times New Roman" w:eastAsia="Times New Roman" w:cs="Times New Roman"/>
           <w:b w:val="0"/>
           <w:i w:val="0"/>
           <w:sz w:val="26"/>
@@ -254,7 +274,7 @@
       </w:pPr>
       <w:r>
         <w:rPr>
-          <w:rFonts w:ascii="Times New Roman" w:hAnsi="Times New Roman" w:eastAsia="Times New Roman"/>
+          <w:rFonts w:ascii="Times New Roman" w:hAnsi="Times New Roman" w:eastAsia="Times New Roman" w:cs="Times New Roman"/>
           <w:b/>
           <w:i w:val="0"/>
           <w:sz w:val="26"/>
@@ -270,13 +290,21 @@
       </w:pPr>
       <w:r>
         <w:rPr>
-          <w:rFonts w:ascii="Times New Roman" w:hAnsi="Times New Roman" w:eastAsia="Times New Roman"/>
+          <w:rFonts w:ascii="Times New Roman" w:hAnsi="Times New Roman" w:eastAsia="Times New Roman" w:cs="Times New Roman"/>
           <w:b w:val="0"/>
           <w:i w:val="0"/>
           <w:sz w:val="26"/>
         </w:rPr>
         <w:t>- Chăm chỉ: Hăng hái tham gia hoạt động tìm hiểu bài học, kiên trì thực hành theo hướng dẫn. (Đạt được thông qua Hoạt động 2, Hoạt động 3)</w:t>
       </w:r>
+      <w:r>
+        <w:rPr>
+          <w:rFonts w:ascii="Times New Roman" w:hAnsi="Times New Roman" w:cs="Times New Roman"/>
+          <w:i/>
+          <w:sz w:val="26"/>
+        </w:rPr>
+        <w:t xml:space="preserve"> (Trang SGK: 22 - 25 (Tài liệu Tin học 1))</w:t>
+      </w:r>
     </w:p>
     <w:p>
       <w:pPr>
@@ -286,7 +314,7 @@
       </w:pPr>
       <w:r>
         <w:rPr>
-          <w:rFonts w:ascii="Times New Roman" w:hAnsi="Times New Roman" w:eastAsia="Times New Roman"/>
+          <w:rFonts w:ascii="Times New Roman" w:hAnsi="Times New Roman" w:eastAsia="Times New Roman" w:cs="Times New Roman"/>
           <w:b w:val="0"/>
           <w:i w:val="0"/>
           <w:sz w:val="26"/>
@@ -302,7 +330,7 @@
       </w:pPr>
       <w:r>
         <w:rPr>
-          <w:rFonts w:ascii="Times New Roman" w:hAnsi="Times New Roman" w:eastAsia="Times New Roman"/>
+          <w:rFonts w:ascii="Times New Roman" w:hAnsi="Times New Roman" w:eastAsia="Times New Roman" w:cs="Times New Roman"/>
           <w:b w:val="0"/>
           <w:i w:val="0"/>
           <w:sz w:val="26"/>
@@ -318,7 +346,7 @@
       </w:pPr>
       <w:r>
         <w:rPr>
-          <w:rFonts w:ascii="Times New Roman" w:hAnsi="Times New Roman" w:eastAsia="Times New Roman"/>
+          <w:rFonts w:ascii="Times New Roman" w:hAnsi="Times New Roman" w:eastAsia="Times New Roman" w:cs="Times New Roman"/>
           <w:b/>
           <w:i w:val="0"/>
           <w:sz w:val="26"/>
@@ -334,7 +362,7 @@
       </w:pPr>
       <w:r>
         <w:rPr>
-          <w:rFonts w:ascii="Times New Roman" w:hAnsi="Times New Roman" w:eastAsia="Times New Roman"/>
+          <w:rFonts w:ascii="Times New Roman" w:hAnsi="Times New Roman" w:eastAsia="Times New Roman" w:cs="Times New Roman"/>
           <w:b/>
           <w:i w:val="0"/>
           <w:sz w:val="26"/>
@@ -350,7 +378,7 @@
       </w:pPr>
       <w:r>
         <w:rPr>
-          <w:rFonts w:ascii="Times New Roman" w:hAnsi="Times New Roman" w:eastAsia="Times New Roman"/>
+          <w:rFonts w:ascii="Times New Roman" w:hAnsi="Times New Roman" w:eastAsia="Times New Roman" w:cs="Times New Roman"/>
           <w:b w:val="0"/>
           <w:i w:val="0"/>
           <w:sz w:val="26"/>
@@ -366,7 +394,7 @@
       </w:pPr>
       <w:r>
         <w:rPr>
-          <w:rFonts w:ascii="Times New Roman" w:hAnsi="Times New Roman" w:eastAsia="Times New Roman"/>
+          <w:rFonts w:ascii="Times New Roman" w:hAnsi="Times New Roman" w:eastAsia="Times New Roman" w:cs="Times New Roman"/>
           <w:b w:val="0"/>
           <w:i w:val="0"/>
           <w:sz w:val="26"/>
@@ -382,7 +410,7 @@
       </w:pPr>
       <w:r>
         <w:rPr>
-          <w:rFonts w:ascii="Times New Roman" w:hAnsi="Times New Roman" w:eastAsia="Times New Roman"/>
+          <w:rFonts w:ascii="Times New Roman" w:hAnsi="Times New Roman" w:eastAsia="Times New Roman" w:cs="Times New Roman"/>
           <w:b/>
           <w:i w:val="0"/>
           <w:sz w:val="26"/>
@@ -398,7 +426,7 @@
       </w:pPr>
       <w:r>
         <w:rPr>
-          <w:rFonts w:ascii="Times New Roman" w:hAnsi="Times New Roman" w:eastAsia="Times New Roman"/>
+          <w:rFonts w:ascii="Times New Roman" w:hAnsi="Times New Roman" w:eastAsia="Times New Roman" w:cs="Times New Roman"/>
           <w:b w:val="0"/>
           <w:i w:val="0"/>
           <w:sz w:val="26"/>
@@ -414,7 +442,7 @@
       </w:pPr>
       <w:r>
         <w:rPr>
-          <w:rFonts w:ascii="Times New Roman" w:hAnsi="Times New Roman" w:eastAsia="Times New Roman"/>
+          <w:rFonts w:ascii="Times New Roman" w:hAnsi="Times New Roman" w:eastAsia="Times New Roman" w:cs="Times New Roman"/>
           <w:b/>
           <w:i w:val="0"/>
           <w:sz w:val="26"/>
@@ -430,7 +458,7 @@
       </w:pPr>
       <w:r>
         <w:rPr>
-          <w:rFonts w:ascii="Times New Roman" w:hAnsi="Times New Roman" w:eastAsia="Times New Roman"/>
+          <w:rFonts w:ascii="Times New Roman" w:hAnsi="Times New Roman" w:eastAsia="Times New Roman" w:cs="Times New Roman"/>
           <w:b w:val="0"/>
           <w:i w:val="0"/>
           <w:sz w:val="26"/>
@@ -446,7 +474,7 @@
       </w:pPr>
       <w:r>
         <w:rPr>
-          <w:rFonts w:ascii="Times New Roman" w:hAnsi="Times New Roman" w:eastAsia="Times New Roman"/>
+          <w:rFonts w:ascii="Times New Roman" w:hAnsi="Times New Roman" w:eastAsia="Times New Roman" w:cs="Times New Roman"/>
           <w:b w:val="0"/>
           <w:i w:val="0"/>
           <w:sz w:val="26"/>
@@ -456,13 +484,87 @@
     </w:p>
     <w:p>
       <w:pPr>
+        <w:spacing w:before="80" w:after="40"/>
+        <w:ind w:left="360" w:firstLine="0"/>
+      </w:pPr>
+      <w:r>
+        <w:rPr>
+          <w:rFonts w:ascii="Times New Roman" w:hAnsi="Times New Roman" w:cs="Times New Roman"/>
+          <w:b/>
+          <w:sz w:val="26"/>
+        </w:rPr>
+        <w:t>2.4. Năng lực Trí tuệ nhân tạo (AI) được phát triển:</w:t>
+      </w:r>
+    </w:p>
+    <w:p>
+      <w:pPr>
+        <w:spacing w:before="40" w:after="40"/>
+        <w:ind w:left="720" w:hanging="360"/>
+      </w:pPr>
+      <w:r>
+        <w:rPr>
+          <w:rFonts w:ascii="Times New Roman" w:hAnsi="Times New Roman" w:cs="Times New Roman"/>
+          <w:b w:val="0"/>
+          <w:sz w:val="26"/>
+        </w:rPr>
+        <w:t xml:space="preserve">- </w:t>
+      </w:r>
+      <w:r>
+        <w:rPr>
+          <w:rFonts w:ascii="Times New Roman" w:hAnsi="Times New Roman" w:cs="Times New Roman"/>
+          <w:b/>
+          <w:sz w:val="26"/>
+        </w:rPr>
+        <w:t xml:space="preserve">1.A1.1: </w:t>
+      </w:r>
+      <w:r>
+        <w:rPr>
+          <w:rFonts w:ascii="Times New Roman" w:hAnsi="Times New Roman" w:cs="Times New Roman"/>
+          <w:b w:val="0"/>
+          <w:sz w:val="26"/>
+        </w:rPr>
+        <w:t>Nhận biết được bàn phím là công cụ để con người nhập chữ và số điều khiển máy tính (Đạt được thông qua Hoạt động 2, Hoạt động 3).</w:t>
+      </w:r>
+    </w:p>
+    <w:p>
+      <w:pPr>
+        <w:spacing w:before="40" w:after="40"/>
+        <w:ind w:left="720" w:hanging="360"/>
+      </w:pPr>
+      <w:r>
+        <w:rPr>
+          <w:rFonts w:ascii="Times New Roman" w:hAnsi="Times New Roman" w:cs="Times New Roman"/>
+          <w:b w:val="0"/>
+          <w:sz w:val="26"/>
+        </w:rPr>
+        <w:t xml:space="preserve">- </w:t>
+      </w:r>
+      <w:r>
+        <w:rPr>
+          <w:rFonts w:ascii="Times New Roman" w:hAnsi="Times New Roman" w:cs="Times New Roman"/>
+          <w:b/>
+          <w:sz w:val="26"/>
+        </w:rPr>
+        <w:t xml:space="preserve">1.C1.1: </w:t>
+      </w:r>
+      <w:r>
+        <w:rPr>
+          <w:rFonts w:ascii="Times New Roman" w:hAnsi="Times New Roman" w:cs="Times New Roman"/>
+          <w:b w:val="0"/>
+          <w:sz w:val="26"/>
+        </w:rPr>
+        <w:t>Làm quen với thao tác gõ phím cơ bản để tương tác với phần mềm học tập (Đạt được thông qua Hoạt động 2).</w:t>
+      </w:r>
+    </w:p>
+    <w:p>
+      <w:pPr>
         <w:spacing w:line="360" w:lineRule="auto" w:after="60" w:before="0"/>
         <w:ind w:firstLine="0"/>
         <w:jc w:val="both"/>
       </w:pPr>
       <w:r>
         <w:rPr>
-          <w:rFonts w:ascii="Times New Roman" w:hAnsi="Times New Roman" w:eastAsia="Times New Roman"/>
+          <w:rFonts w:ascii="Times New Roman" w:hAnsi="Times New Roman" w:eastAsia="Times New Roman" w:cs="Times New Roman"/>
           <w:b/>
           <w:i w:val="0"/>
           <w:sz w:val="26"/>
@@ -478,7 +580,7 @@
       </w:pPr>
       <w:r>
         <w:rPr>
-          <w:rFonts w:ascii="Times New Roman" w:hAnsi="Times New Roman" w:eastAsia="Times New Roman"/>
+          <w:rFonts w:ascii="Times New Roman" w:hAnsi="Times New Roman" w:eastAsia="Times New Roman" w:cs="Times New Roman"/>
           <w:b w:val="0"/>
           <w:i w:val="0"/>
           <w:sz w:val="26"/>
@@ -494,7 +596,7 @@
       </w:pPr>
       <w:r>
         <w:rPr>
-          <w:rFonts w:ascii="Times New Roman" w:hAnsi="Times New Roman" w:eastAsia="Times New Roman"/>
+          <w:rFonts w:ascii="Times New Roman" w:hAnsi="Times New Roman" w:eastAsia="Times New Roman" w:cs="Times New Roman"/>
           <w:b w:val="0"/>
           <w:i w:val="0"/>
           <w:sz w:val="26"/>
@@ -510,7 +612,7 @@
       </w:pPr>
       <w:r>
         <w:rPr>
-          <w:rFonts w:ascii="Times New Roman" w:hAnsi="Times New Roman" w:eastAsia="Times New Roman"/>
+          <w:rFonts w:ascii="Times New Roman" w:hAnsi="Times New Roman" w:eastAsia="Times New Roman" w:cs="Times New Roman"/>
           <w:b/>
           <w:i w:val="0"/>
           <w:sz w:val="26"/>
@@ -526,7 +628,7 @@
       </w:pPr>
       <w:r>
         <w:rPr>
-          <w:rFonts w:ascii="Times New Roman" w:hAnsi="Times New Roman" w:eastAsia="Times New Roman"/>
+          <w:rFonts w:ascii="Times New Roman" w:hAnsi="Times New Roman" w:eastAsia="Times New Roman" w:cs="Times New Roman"/>
           <w:b w:val="0"/>
           <w:i w:val="0"/>
           <w:sz w:val="26"/>
@@ -542,7 +644,7 @@
       </w:pPr>
       <w:r>
         <w:rPr>
-          <w:rFonts w:ascii="Times New Roman" w:hAnsi="Times New Roman" w:eastAsia="Times New Roman"/>
+          <w:rFonts w:ascii="Times New Roman" w:hAnsi="Times New Roman" w:eastAsia="Times New Roman" w:cs="Times New Roman"/>
           <w:b w:val="0"/>
           <w:i w:val="0"/>
           <w:sz w:val="26"/>
@@ -558,7 +660,7 @@
       </w:pPr>
       <w:r>
         <w:rPr>
-          <w:rFonts w:ascii="Times New Roman" w:hAnsi="Times New Roman" w:eastAsia="Times New Roman"/>
+          <w:rFonts w:ascii="Times New Roman" w:hAnsi="Times New Roman" w:eastAsia="Times New Roman" w:cs="Times New Roman"/>
           <w:b/>
           <w:i w:val="0"/>
           <w:sz w:val="26"/>
@@ -600,10 +702,15 @@
               <w:spacing w:line="360" w:lineRule="auto" w:after="40"/>
               <w:jc w:val="center"/>
             </w:pPr>
-            <w:r/>
-            <w:r>
-              <w:rPr>
-                <w:rFonts w:ascii="Times New Roman" w:hAnsi="Times New Roman" w:eastAsia="Times New Roman"/>
+            <w:r>
+              <w:rPr>
+                <w:rFonts w:ascii="Times New Roman" w:hAnsi="Times New Roman" w:cs="Times New Roman"/>
+                <w:sz w:val="26"/>
+              </w:rPr>
+            </w:r>
+            <w:r>
+              <w:rPr>
+                <w:rFonts w:ascii="Times New Roman" w:hAnsi="Times New Roman" w:eastAsia="Times New Roman" w:cs="Times New Roman"/>
                 <w:b/>
                 <w:i w:val="0"/>
                 <w:sz w:val="26"/>
@@ -627,10 +734,15 @@
               <w:spacing w:line="360" w:lineRule="auto" w:after="40"/>
               <w:jc w:val="center"/>
             </w:pPr>
-            <w:r/>
-            <w:r>
-              <w:rPr>
-                <w:rFonts w:ascii="Times New Roman" w:hAnsi="Times New Roman" w:eastAsia="Times New Roman"/>
+            <w:r>
+              <w:rPr>
+                <w:rFonts w:ascii="Times New Roman" w:hAnsi="Times New Roman" w:cs="Times New Roman"/>
+                <w:sz w:val="26"/>
+              </w:rPr>
+            </w:r>
+            <w:r>
+              <w:rPr>
+                <w:rFonts w:ascii="Times New Roman" w:hAnsi="Times New Roman" w:eastAsia="Times New Roman" w:cs="Times New Roman"/>
                 <w:b/>
                 <w:i w:val="0"/>
                 <w:sz w:val="26"/>
@@ -657,7 +769,6 @@
               <w:spacing w:line="360" w:lineRule="auto" w:after="40"/>
               <w:jc w:val="left"/>
             </w:pPr>
-            <w:r/>
             <w:r>
               <w:rPr>
                 <w:rFonts w:ascii="Times New Roman" w:hAnsi="Times New Roman" w:eastAsia="Times New Roman"/>
@@ -669,18 +780,25 @@
             </w:r>
           </w:p>
           <w:p>
-            <w:pPr>
-              <w:spacing w:line="360" w:lineRule="auto" w:after="40"/>
-              <w:jc w:val="left"/>
-            </w:pPr>
             <w:r>
               <w:rPr>
                 <w:rFonts w:ascii="Times New Roman" w:hAnsi="Times New Roman" w:eastAsia="Times New Roman"/>
                 <w:b/>
-                <w:i w:val="0"/>
-                <w:sz w:val="26"/>
-              </w:rPr>
-              <w:t>*Mục tiêu: Kích hoạt hứng thú, tạo tình huống kết nối vào bài học Bàn phím: chữ và số.</w:t>
+                <w:i/>
+                <w:sz w:val="26"/>
+              </w:rPr>
+              <w:t>*Mục tiêu: Tạo hứng thú, kết nối bài học trước về chuột máy tính sang bàn phím.</w:t>
+            </w:r>
+          </w:p>
+          <w:p>
+            <w:r>
+              <w:rPr>
+                <w:rFonts w:ascii="Times New Roman" w:hAnsi="Times New Roman" w:eastAsia="Times New Roman"/>
+                <w:b/>
+                <w:i w:val="0"/>
+                <w:sz w:val="26"/>
+              </w:rPr>
+              <w:t>* Ghi nhớ / Chốt kiến thức: Bàn phím máy tính có phím chữ cái (a-z), phím số (0-9), phím cách (Space) và một số phím đặc biệt (Enter, Backspace). Em gõ bàn phím để nhập chữ và số vào máy tính.</w:t>
             </w:r>
           </w:p>
         </w:tc>
@@ -701,22 +819,49 @@
               <w:spacing w:line="360" w:lineRule="auto" w:after="40"/>
               <w:jc w:val="left"/>
             </w:pPr>
-            <w:r/>
-            <w:r>
-              <w:rPr>
-                <w:rFonts w:ascii="Times New Roman" w:hAnsi="Times New Roman" w:eastAsia="Times New Roman"/>
-                <w:b w:val="0"/>
-                <w:i w:val="0"/>
-                <w:sz w:val="26"/>
-              </w:rPr>
-              <w:t>GV: Chiếu hình ảnh/video liên quan đến Bàn phím: chữ và số. Đặt câu hỏi gợi mở.</w:t>
-            </w:r>
-          </w:p>
-          <w:p>
-            <w:pPr>
-              <w:spacing w:line="360" w:lineRule="auto" w:after="40"/>
-              <w:jc w:val="left"/>
-            </w:pPr>
+            <w:r>
+              <w:rPr>
+                <w:rFonts w:ascii="Times New Roman" w:hAnsi="Times New Roman" w:eastAsia="Times New Roman"/>
+                <w:b w:val="0"/>
+                <w:i w:val="0"/>
+                <w:sz w:val="26"/>
+              </w:rPr>
+            </w:r>
+          </w:p>
+          <w:p>
+            <w:r>
+              <w:rPr>
+                <w:rFonts w:ascii="Times New Roman" w:hAnsi="Times New Roman" w:eastAsia="Times New Roman"/>
+                <w:b w:val="0"/>
+                <w:i w:val="0"/>
+                <w:sz w:val="26"/>
+              </w:rPr>
+              <w:t>GV: Tổ chức trò chơi "Đoán xem đây là gì?"</w:t>
+            </w:r>
+          </w:p>
+          <w:p>
+            <w:r>
+              <w:rPr>
+                <w:rFonts w:ascii="Times New Roman" w:hAnsi="Times New Roman" w:eastAsia="Times New Roman"/>
+                <w:b w:val="0"/>
+                <w:i w:val="0"/>
+                <w:sz w:val="26"/>
+              </w:rPr>
+              <w:t>- GV giơ bàn phím thật (hoặc chiếu ảnh) cho HS quan sát.</w:t>
+            </w:r>
+          </w:p>
+          <w:p>
+            <w:r>
+              <w:rPr>
+                <w:rFonts w:ascii="Times New Roman" w:hAnsi="Times New Roman" w:eastAsia="Times New Roman"/>
+                <w:b w:val="0"/>
+                <w:i w:val="0"/>
+                <w:sz w:val="26"/>
+              </w:rPr>
+              <w:t>- GV hỏi: Đây là bộ phận gì của máy tính? Nó dùng để làm gì?</w:t>
+            </w:r>
+          </w:p>
+          <w:p>
             <w:r>
               <w:rPr>
                 <w:rFonts w:ascii="Times New Roman" w:hAnsi="Times New Roman" w:eastAsia="Times New Roman"/>
@@ -728,63 +873,25 @@
             </w:r>
           </w:p>
           <w:p>
-            <w:pPr>
-              <w:spacing w:line="360" w:lineRule="auto" w:after="40"/>
-              <w:jc w:val="left"/>
-            </w:pPr>
-            <w:r>
-              <w:rPr>
-                <w:rFonts w:ascii="Times New Roman" w:hAnsi="Times New Roman" w:eastAsia="Times New Roman"/>
-                <w:b w:val="0"/>
-                <w:i w:val="0"/>
-                <w:sz w:val="26"/>
-              </w:rPr>
-              <w:t>- GV nhận xét, dẫn dắt vào bài mới.</w:t>
-            </w:r>
-          </w:p>
-          <w:p>
-            <w:pPr>
-              <w:spacing w:line="360" w:lineRule="auto" w:after="40"/>
-              <w:jc w:val="left"/>
-            </w:pPr>
-            <w:r>
-              <w:rPr>
-                <w:rFonts w:ascii="Times New Roman" w:hAnsi="Times New Roman" w:eastAsia="Times New Roman"/>
-                <w:b w:val="0"/>
-                <w:i w:val="0"/>
-                <w:sz w:val="26"/>
-              </w:rPr>
-              <w:t>HS: Quan sát, suy nghĩ, trả lời câu hỏi.</w:t>
-            </w:r>
-          </w:p>
-          <w:p>
-            <w:pPr>
-              <w:spacing w:line="360" w:lineRule="auto" w:after="40"/>
-              <w:jc w:val="left"/>
-            </w:pPr>
-            <w:r>
-              <w:rPr>
-                <w:rFonts w:ascii="Times New Roman" w:hAnsi="Times New Roman" w:eastAsia="Times New Roman"/>
-                <w:b w:val="0"/>
-                <w:i w:val="0"/>
-                <w:sz w:val="26"/>
-              </w:rPr>
-              <w:t>- Thảo luận nhanh nhóm đôi.</w:t>
-            </w:r>
-          </w:p>
-          <w:p>
-            <w:pPr>
-              <w:spacing w:line="360" w:lineRule="auto" w:after="40"/>
-              <w:jc w:val="left"/>
-            </w:pPr>
-            <w:r>
-              <w:rPr>
-                <w:rFonts w:ascii="Times New Roman" w:hAnsi="Times New Roman" w:eastAsia="Times New Roman"/>
-                <w:b w:val="0"/>
-                <w:i w:val="0"/>
-                <w:sz w:val="26"/>
-              </w:rPr>
-              <w:t>- Mở SGK chuẩn bị bài.</w:t>
+            <w:r>
+              <w:rPr>
+                <w:rFonts w:ascii="Times New Roman" w:hAnsi="Times New Roman" w:eastAsia="Times New Roman"/>
+                <w:b w:val="0"/>
+                <w:i w:val="0"/>
+                <w:sz w:val="26"/>
+              </w:rPr>
+              <w:t>- GV nhận xét: Đúng rồi! Đây là bàn phím – giúp em gõ chữ và số vào máy tính.</w:t>
+            </w:r>
+          </w:p>
+          <w:p>
+            <w:r>
+              <w:rPr>
+                <w:rFonts w:ascii="Times New Roman" w:hAnsi="Times New Roman" w:eastAsia="Times New Roman"/>
+                <w:b w:val="0"/>
+                <w:i w:val="0"/>
+                <w:sz w:val="26"/>
+              </w:rPr>
+              <w:t>- GV dẫn dắt: Hôm nay chúng ta sẽ cùng khám phá Bàn phím chữ và số nhé!</w:t>
             </w:r>
           </w:p>
         </w:tc>
@@ -803,7 +910,16 @@
               <w:spacing w:line="360" w:lineRule="auto" w:after="40"/>
               <w:jc w:val="left"/>
             </w:pPr>
-            <w:r/>
+            <w:r>
+              <w:rPr>
+                <w:rFonts w:ascii="Times New Roman" w:hAnsi="Times New Roman" w:eastAsia="Times New Roman"/>
+                <w:b w:val="0"/>
+                <w:i w:val="0"/>
+                <w:sz w:val="26"/>
+              </w:rPr>
+            </w:r>
+          </w:p>
+          <w:p>
             <w:r>
               <w:rPr>
                 <w:rFonts w:ascii="Times New Roman" w:hAnsi="Times New Roman" w:eastAsia="Times New Roman"/>
@@ -815,18 +931,25 @@
             </w:r>
           </w:p>
           <w:p>
-            <w:pPr>
-              <w:spacing w:line="360" w:lineRule="auto" w:after="40"/>
-              <w:jc w:val="left"/>
-            </w:pPr>
-            <w:r>
-              <w:rPr>
-                <w:rFonts w:ascii="Times New Roman" w:hAnsi="Times New Roman" w:eastAsia="Times New Roman"/>
-                <w:b w:val="0"/>
-                <w:i w:val="0"/>
-                <w:sz w:val="26"/>
-              </w:rPr>
-              <w:t>HS hứng thú với nội dung mới.</w:t>
+            <w:r>
+              <w:rPr>
+                <w:rFonts w:ascii="Times New Roman" w:hAnsi="Times New Roman" w:eastAsia="Times New Roman"/>
+                <w:b w:val="0"/>
+                <w:i w:val="0"/>
+                <w:sz w:val="26"/>
+              </w:rPr>
+              <w:t>- HS trả lời: Đây là bàn phím, dùng để gõ chữ.</w:t>
+            </w:r>
+          </w:p>
+          <w:p>
+            <w:r>
+              <w:rPr>
+                <w:rFonts w:ascii="Times New Roman" w:hAnsi="Times New Roman" w:eastAsia="Times New Roman"/>
+                <w:b w:val="0"/>
+                <w:i w:val="0"/>
+                <w:sz w:val="26"/>
+              </w:rPr>
+              <w:t>- HS lắng nghe, mở SGK.</w:t>
             </w:r>
           </w:p>
         </w:tc>
@@ -848,7 +971,6 @@
               <w:spacing w:line="360" w:lineRule="auto" w:after="40"/>
               <w:jc w:val="left"/>
             </w:pPr>
-            <w:r/>
             <w:r>
               <w:rPr>
                 <w:rFonts w:ascii="Times New Roman" w:hAnsi="Times New Roman" w:eastAsia="Times New Roman"/>
@@ -860,18 +982,24 @@
             </w:r>
           </w:p>
           <w:p>
-            <w:pPr>
-              <w:spacing w:line="360" w:lineRule="auto" w:after="40"/>
-              <w:jc w:val="left"/>
-            </w:pPr>
             <w:r>
               <w:rPr>
                 <w:rFonts w:ascii="Times New Roman" w:hAnsi="Times New Roman" w:eastAsia="Times New Roman"/>
                 <w:b/>
-                <w:i w:val="0"/>
-                <w:sz w:val="26"/>
-              </w:rPr>
-              <w:t>*Mục tiêu: HS nắm được các khái niệm, quy trình và thao tác kỹ thuật của bài Bàn phím: chữ và số.</w:t>
+                <w:i/>
+                <w:sz w:val="26"/>
+              </w:rPr>
+              <w:t>*Mục tiêu: HS nhận biết các nhóm phím chính: phím chữ cái, phím số, phím cách, phím Enter, phím Backspace. Biết gõ chữ cái và số đơn giản.</w:t>
+            </w:r>
+          </w:p>
+          <w:p>
+            <w:r>
+              <w:rPr>
+                <w:rFonts w:ascii="Times New Roman" w:hAnsi="Times New Roman" w:eastAsia="Times New Roman"/>
+                <w:b w:val="0"/>
+                <w:i w:val="0"/>
+                <w:sz w:val="26"/>
+              </w:rPr>
             </w:r>
           </w:p>
         </w:tc>
@@ -892,90 +1020,178 @@
               <w:spacing w:line="360" w:lineRule="auto" w:after="40"/>
               <w:jc w:val="left"/>
             </w:pPr>
-            <w:r/>
-            <w:r>
-              <w:rPr>
-                <w:rFonts w:ascii="Times New Roman" w:hAnsi="Times New Roman" w:eastAsia="Times New Roman"/>
-                <w:b w:val="0"/>
-                <w:i w:val="0"/>
-                <w:sz w:val="26"/>
-              </w:rPr>
-              <w:t>GV: Hướng dẫn HS đọc SGK, trình chiếu thao tác mẫu.</w:t>
-            </w:r>
-          </w:p>
-          <w:p>
-            <w:pPr>
-              <w:spacing w:line="360" w:lineRule="auto" w:after="40"/>
-              <w:jc w:val="left"/>
-            </w:pPr>
-            <w:r>
-              <w:rPr>
-                <w:rFonts w:ascii="Times New Roman" w:hAnsi="Times New Roman" w:eastAsia="Times New Roman"/>
-                <w:b w:val="0"/>
-                <w:i w:val="0"/>
-                <w:sz w:val="26"/>
-              </w:rPr>
-              <w:t>- Nhấn mạnh các lưu ý và lỗi thường gặp.</w:t>
-            </w:r>
-          </w:p>
-          <w:p>
-            <w:pPr>
-              <w:spacing w:line="360" w:lineRule="auto" w:after="40"/>
-              <w:jc w:val="left"/>
-            </w:pPr>
-            <w:r>
-              <w:rPr>
-                <w:rFonts w:ascii="Times New Roman" w:hAnsi="Times New Roman" w:eastAsia="Times New Roman"/>
-                <w:b w:val="0"/>
-                <w:i w:val="0"/>
-                <w:sz w:val="26"/>
-              </w:rPr>
-              <w:t>- Gọi HS lên thực hiện lại thao tác mẫu.</w:t>
-            </w:r>
-          </w:p>
-          <w:p>
-            <w:pPr>
-              <w:spacing w:line="360" w:lineRule="auto" w:after="40"/>
-              <w:jc w:val="left"/>
-            </w:pPr>
-            <w:r>
-              <w:rPr>
-                <w:rFonts w:ascii="Times New Roman" w:hAnsi="Times New Roman" w:eastAsia="Times New Roman"/>
-                <w:b w:val="0"/>
-                <w:i w:val="0"/>
-                <w:sz w:val="26"/>
-              </w:rPr>
-              <w:t>HS: Theo dõi hướng dẫn, ghi chép kiến thức.</w:t>
-            </w:r>
-          </w:p>
-          <w:p>
-            <w:pPr>
-              <w:spacing w:line="360" w:lineRule="auto" w:after="40"/>
-              <w:jc w:val="left"/>
-            </w:pPr>
-            <w:r>
-              <w:rPr>
-                <w:rFonts w:ascii="Times New Roman" w:hAnsi="Times New Roman" w:eastAsia="Times New Roman"/>
-                <w:b w:val="0"/>
-                <w:i w:val="0"/>
-                <w:sz w:val="26"/>
-              </w:rPr>
-              <w:t>- Đặt câu hỏi khi chưa hiểu.</w:t>
-            </w:r>
-          </w:p>
-          <w:p>
-            <w:pPr>
-              <w:spacing w:line="360" w:lineRule="auto" w:after="40"/>
-              <w:jc w:val="left"/>
-            </w:pPr>
-            <w:r>
-              <w:rPr>
-                <w:rFonts w:ascii="Times New Roman" w:hAnsi="Times New Roman" w:eastAsia="Times New Roman"/>
-                <w:b w:val="0"/>
-                <w:i w:val="0"/>
-                <w:sz w:val="26"/>
-              </w:rPr>
-              <w:t>- Thực hiện thao tác mẫu khi được gọi.</w:t>
+            <w:r>
+              <w:rPr>
+                <w:rFonts w:ascii="Times New Roman" w:hAnsi="Times New Roman" w:eastAsia="Times New Roman"/>
+                <w:b/>
+                <w:i/>
+                <w:sz w:val="26"/>
+              </w:rPr>
+              <w:t>Nội dung 1: Nhận biết các nhóm phím (8 phút)</w:t>
+            </w:r>
+          </w:p>
+          <w:p>
+            <w:r>
+              <w:rPr>
+                <w:rFonts w:ascii="Times New Roman" w:hAnsi="Times New Roman" w:eastAsia="Times New Roman"/>
+                <w:b w:val="0"/>
+                <w:i w:val="0"/>
+                <w:sz w:val="26"/>
+              </w:rPr>
+              <w:t>GV: Chiếu bàn phím phóng to lên tivi, khoanh vùng từng nhóm phím:</w:t>
+            </w:r>
+          </w:p>
+          <w:p>
+            <w:r>
+              <w:rPr>
+                <w:rFonts w:ascii="Times New Roman" w:hAnsi="Times New Roman" w:eastAsia="Times New Roman"/>
+                <w:b w:val="0"/>
+                <w:i w:val="0"/>
+                <w:sz w:val="26"/>
+              </w:rPr>
+              <w:t xml:space="preserve">  + Vùng phím chữ cái (A-Z): Ở giữa bàn phím.</w:t>
+            </w:r>
+          </w:p>
+          <w:p>
+            <w:r>
+              <w:rPr>
+                <w:rFonts w:ascii="Times New Roman" w:hAnsi="Times New Roman" w:eastAsia="Times New Roman"/>
+                <w:b w:val="0"/>
+                <w:i w:val="0"/>
+                <w:sz w:val="26"/>
+              </w:rPr>
+              <w:t xml:space="preserve">  + Vùng phím số (0-9): Hàng trên cùng.</w:t>
+            </w:r>
+          </w:p>
+          <w:p>
+            <w:r>
+              <w:rPr>
+                <w:rFonts w:ascii="Times New Roman" w:hAnsi="Times New Roman" w:eastAsia="Times New Roman"/>
+                <w:b w:val="0"/>
+                <w:i w:val="0"/>
+                <w:sz w:val="26"/>
+              </w:rPr>
+              <w:t xml:space="preserve">  + Phím cách (Space): Phím dài nhất ở dưới cùng.</w:t>
+            </w:r>
+          </w:p>
+          <w:p>
+            <w:r>
+              <w:rPr>
+                <w:rFonts w:ascii="Times New Roman" w:hAnsi="Times New Roman" w:eastAsia="Times New Roman"/>
+                <w:b w:val="0"/>
+                <w:i w:val="0"/>
+                <w:sz w:val="26"/>
+              </w:rPr>
+              <w:t xml:space="preserve">  + Phím Enter: Bên phải, dùng để xuống dòng.</w:t>
+            </w:r>
+          </w:p>
+          <w:p>
+            <w:r>
+              <w:rPr>
+                <w:rFonts w:ascii="Times New Roman" w:hAnsi="Times New Roman" w:eastAsia="Times New Roman"/>
+                <w:b w:val="0"/>
+                <w:i w:val="0"/>
+                <w:sz w:val="26"/>
+              </w:rPr>
+              <w:t xml:space="preserve">  + Phím Backspace: Xóa chữ phía trước con trỏ.</w:t>
+            </w:r>
+          </w:p>
+          <w:p>
+            <w:r>
+              <w:rPr>
+                <w:rFonts w:ascii="Times New Roman" w:hAnsi="Times New Roman" w:eastAsia="Times New Roman"/>
+                <w:b w:val="0"/>
+                <w:i w:val="0"/>
+                <w:sz w:val="26"/>
+              </w:rPr>
+              <w:t>- GV yêu cầu HS quan sát bàn phím thật trên bàn và chỉ vào từng nhóm phím.</w:t>
+            </w:r>
+          </w:p>
+          <w:p>
+            <w:r>
+              <w:rPr>
+                <w:rFonts w:ascii="Times New Roman" w:hAnsi="Times New Roman" w:eastAsia="Times New Roman"/>
+                <w:b w:val="0"/>
+                <w:i w:val="0"/>
+                <w:sz w:val="26"/>
+              </w:rPr>
+              <w:t>- GV kiểm tra: Em hãy chỉ phím chữ A? Phím số 5? Phím cách?</w:t>
+            </w:r>
+          </w:p>
+          <w:p>
+            <w:r>
+              <w:rPr>
+                <w:rFonts w:ascii="Times New Roman" w:hAnsi="Times New Roman" w:eastAsia="Times New Roman"/>
+                <w:b w:val="0"/>
+                <w:i w:val="0"/>
+                <w:sz w:val="26"/>
+              </w:rPr>
+            </w:r>
+          </w:p>
+          <w:p>
+            <w:r>
+              <w:rPr>
+                <w:rFonts w:ascii="Times New Roman" w:hAnsi="Times New Roman" w:eastAsia="Times New Roman"/>
+                <w:b/>
+                <w:i/>
+                <w:sz w:val="26"/>
+              </w:rPr>
+              <w:t>Nội dung 2: Thực hành gõ (7 phút)</w:t>
+            </w:r>
+          </w:p>
+          <w:p>
+            <w:r>
+              <w:rPr>
+                <w:rFonts w:ascii="Times New Roman" w:hAnsi="Times New Roman" w:eastAsia="Times New Roman"/>
+                <w:b w:val="0"/>
+                <w:i w:val="0"/>
+                <w:sz w:val="26"/>
+              </w:rPr>
+              <w:t>GV: Mở Notepad trên máy tính GV (chiếu lên tivi).</w:t>
+            </w:r>
+          </w:p>
+          <w:p>
+            <w:r>
+              <w:rPr>
+                <w:rFonts w:ascii="Times New Roman" w:hAnsi="Times New Roman" w:eastAsia="Times New Roman"/>
+                <w:b w:val="0"/>
+                <w:i w:val="0"/>
+                <w:sz w:val="26"/>
+              </w:rPr>
+              <w:t>- GV thao tác mẫu: Gõ từ "XANH" – chỉ rõ từng phím nhấn.</w:t>
+            </w:r>
+          </w:p>
+          <w:p>
+            <w:r>
+              <w:rPr>
+                <w:rFonts w:ascii="Times New Roman" w:hAnsi="Times New Roman" w:eastAsia="Times New Roman"/>
+                <w:b w:val="0"/>
+                <w:i w:val="0"/>
+                <w:sz w:val="26"/>
+              </w:rPr>
+              <w:t>- GV yêu cầu HS mở Notepad và gõ theo: Gõ từ "HOA", sau đó nhấn Space, gõ tiếp "ĐẸP".</w:t>
+            </w:r>
+          </w:p>
+          <w:p>
+            <w:r>
+              <w:rPr>
+                <w:rFonts w:ascii="Times New Roman" w:hAnsi="Times New Roman" w:eastAsia="Times New Roman"/>
+                <w:b w:val="0"/>
+                <w:i w:val="0"/>
+                <w:sz w:val="26"/>
+              </w:rPr>
+              <w:t>- GV quan sát, hỗ trợ HS gặp khó khăn.</w:t>
+            </w:r>
+          </w:p>
+          <w:p>
+            <w:r>
+              <w:rPr>
+                <w:rFonts w:ascii="Times New Roman" w:hAnsi="Times New Roman" w:eastAsia="Times New Roman"/>
+                <w:b w:val="0"/>
+                <w:i w:val="0"/>
+                <w:sz w:val="26"/>
+              </w:rPr>
+              <w:t>- GV chốt: Phím chữ cái để gõ chữ, phím số để gõ số, phím cách để tạo khoảng trống giữa các từ.</w:t>
             </w:r>
           </w:p>
         </w:tc>
@@ -994,30 +1210,134 @@
               <w:spacing w:line="360" w:lineRule="auto" w:after="40"/>
               <w:jc w:val="left"/>
             </w:pPr>
-            <w:r/>
-            <w:r>
-              <w:rPr>
-                <w:rFonts w:ascii="Times New Roman" w:hAnsi="Times New Roman" w:eastAsia="Times New Roman"/>
-                <w:b w:val="0"/>
-                <w:i w:val="0"/>
-                <w:sz w:val="26"/>
-              </w:rPr>
-              <w:t>HS ghi nhớ kiến thức chuẩn.</w:t>
-            </w:r>
-          </w:p>
-          <w:p>
-            <w:pPr>
-              <w:spacing w:line="360" w:lineRule="auto" w:after="40"/>
-              <w:jc w:val="left"/>
-            </w:pPr>
-            <w:r>
-              <w:rPr>
-                <w:rFonts w:ascii="Times New Roman" w:hAnsi="Times New Roman" w:eastAsia="Times New Roman"/>
-                <w:b w:val="0"/>
-                <w:i w:val="0"/>
-                <w:sz w:val="26"/>
-              </w:rPr>
-              <w:t>HS nắm được quy trình thao tác.</w:t>
+            <w:r>
+              <w:rPr>
+                <w:rFonts w:ascii="Times New Roman" w:hAnsi="Times New Roman" w:eastAsia="Times New Roman"/>
+                <w:b w:val="0"/>
+                <w:i w:val="0"/>
+                <w:sz w:val="26"/>
+              </w:rPr>
+              <w:t>- HS quan sát bàn phím trên tivi.</w:t>
+            </w:r>
+          </w:p>
+          <w:p>
+            <w:r>
+              <w:rPr>
+                <w:rFonts w:ascii="Times New Roman" w:hAnsi="Times New Roman" w:eastAsia="Times New Roman"/>
+                <w:b w:val="0"/>
+                <w:i w:val="0"/>
+                <w:sz w:val="26"/>
+              </w:rPr>
+              <w:t>- HS chỉ vào từng nhóm phím trên bàn phím thật:</w:t>
+            </w:r>
+          </w:p>
+          <w:p>
+            <w:r>
+              <w:rPr>
+                <w:rFonts w:ascii="Times New Roman" w:hAnsi="Times New Roman" w:eastAsia="Times New Roman"/>
+                <w:b w:val="0"/>
+                <w:i w:val="0"/>
+                <w:sz w:val="26"/>
+              </w:rPr>
+              <w:t xml:space="preserve">  + Vùng chữ cái (A-Z) ở giữa.</w:t>
+            </w:r>
+          </w:p>
+          <w:p>
+            <w:r>
+              <w:rPr>
+                <w:rFonts w:ascii="Times New Roman" w:hAnsi="Times New Roman" w:eastAsia="Times New Roman"/>
+                <w:b w:val="0"/>
+                <w:i w:val="0"/>
+                <w:sz w:val="26"/>
+              </w:rPr>
+              <w:t xml:space="preserve">  + Vùng số (0-9) hàng trên cùng.</w:t>
+            </w:r>
+          </w:p>
+          <w:p>
+            <w:r>
+              <w:rPr>
+                <w:rFonts w:ascii="Times New Roman" w:hAnsi="Times New Roman" w:eastAsia="Times New Roman"/>
+                <w:b w:val="0"/>
+                <w:i w:val="0"/>
+                <w:sz w:val="26"/>
+              </w:rPr>
+              <w:t xml:space="preserve">  + Phím cách (Space) – phím dài nhất.</w:t>
+            </w:r>
+          </w:p>
+          <w:p>
+            <w:r>
+              <w:rPr>
+                <w:rFonts w:ascii="Times New Roman" w:hAnsi="Times New Roman" w:eastAsia="Times New Roman"/>
+                <w:b w:val="0"/>
+                <w:i w:val="0"/>
+                <w:sz w:val="26"/>
+              </w:rPr>
+              <w:t xml:space="preserve">  + Phím Enter bên phải.</w:t>
+            </w:r>
+          </w:p>
+          <w:p>
+            <w:r>
+              <w:rPr>
+                <w:rFonts w:ascii="Times New Roman" w:hAnsi="Times New Roman" w:eastAsia="Times New Roman"/>
+                <w:b w:val="0"/>
+                <w:i w:val="0"/>
+                <w:sz w:val="26"/>
+              </w:rPr>
+            </w:r>
+          </w:p>
+          <w:p>
+            <w:r>
+              <w:rPr>
+                <w:rFonts w:ascii="Times New Roman" w:hAnsi="Times New Roman" w:eastAsia="Times New Roman"/>
+                <w:b w:val="0"/>
+                <w:i w:val="0"/>
+                <w:sz w:val="26"/>
+              </w:rPr>
+              <w:t>- HS mở Notepad, gõ theo GV:</w:t>
+            </w:r>
+          </w:p>
+          <w:p>
+            <w:r>
+              <w:rPr>
+                <w:rFonts w:ascii="Times New Roman" w:hAnsi="Times New Roman" w:eastAsia="Times New Roman"/>
+                <w:b w:val="0"/>
+                <w:i w:val="0"/>
+                <w:sz w:val="26"/>
+              </w:rPr>
+              <w:t xml:space="preserve">  + Gõ: HOA (nhấn H → O → A).</w:t>
+            </w:r>
+          </w:p>
+          <w:p>
+            <w:r>
+              <w:rPr>
+                <w:rFonts w:ascii="Times New Roman" w:hAnsi="Times New Roman" w:eastAsia="Times New Roman"/>
+                <w:b w:val="0"/>
+                <w:i w:val="0"/>
+                <w:sz w:val="26"/>
+              </w:rPr>
+              <w:t xml:space="preserve">  + Nhấn Space (tạo khoảng trống).</w:t>
+            </w:r>
+          </w:p>
+          <w:p>
+            <w:r>
+              <w:rPr>
+                <w:rFonts w:ascii="Times New Roman" w:hAnsi="Times New Roman" w:eastAsia="Times New Roman"/>
+                <w:b w:val="0"/>
+                <w:i w:val="0"/>
+                <w:sz w:val="26"/>
+              </w:rPr>
+              <w:t xml:space="preserve">  + Gõ: ĐẸP.</w:t>
+            </w:r>
+          </w:p>
+          <w:p>
+            <w:r>
+              <w:rPr>
+                <w:rFonts w:ascii="Times New Roman" w:hAnsi="Times New Roman" w:eastAsia="Times New Roman"/>
+                <w:b w:val="0"/>
+                <w:i w:val="0"/>
+                <w:sz w:val="26"/>
+              </w:rPr>
+              <w:t>- HS ghi nhớ chức năng từng nhóm phím.</w:t>
             </w:r>
           </w:p>
         </w:tc>
@@ -1039,7 +1359,6 @@
               <w:spacing w:line="360" w:lineRule="auto" w:after="40"/>
               <w:jc w:val="left"/>
             </w:pPr>
-            <w:r/>
             <w:r>
               <w:rPr>
                 <w:rFonts w:ascii="Times New Roman" w:hAnsi="Times New Roman" w:eastAsia="Times New Roman"/>
@@ -1051,18 +1370,24 @@
             </w:r>
           </w:p>
           <w:p>
-            <w:pPr>
-              <w:spacing w:line="360" w:lineRule="auto" w:after="40"/>
-              <w:jc w:val="left"/>
-            </w:pPr>
             <w:r>
               <w:rPr>
                 <w:rFonts w:ascii="Times New Roman" w:hAnsi="Times New Roman" w:eastAsia="Times New Roman"/>
                 <w:b/>
-                <w:i w:val="0"/>
-                <w:sz w:val="26"/>
-              </w:rPr>
-              <w:t>*Mục tiêu: HS rèn kỹ năng thực hành trên máy tính.</w:t>
+                <w:i/>
+                <w:sz w:val="26"/>
+              </w:rPr>
+              <w:t>*Mục tiêu: HS rèn kỹ năng nhận biết và gõ phím cơ bản.</w:t>
+            </w:r>
+          </w:p>
+          <w:p>
+            <w:r>
+              <w:rPr>
+                <w:rFonts w:ascii="Times New Roman" w:hAnsi="Times New Roman" w:eastAsia="Times New Roman"/>
+                <w:b w:val="0"/>
+                <w:i w:val="0"/>
+                <w:sz w:val="26"/>
+              </w:rPr>
             </w:r>
           </w:p>
         </w:tc>
@@ -1083,90 +1408,123 @@
               <w:spacing w:line="360" w:lineRule="auto" w:after="40"/>
               <w:jc w:val="left"/>
             </w:pPr>
-            <w:r/>
-            <w:r>
-              <w:rPr>
-                <w:rFonts w:ascii="Times New Roman" w:hAnsi="Times New Roman" w:eastAsia="Times New Roman"/>
-                <w:b w:val="0"/>
-                <w:i w:val="0"/>
-                <w:sz w:val="26"/>
-              </w:rPr>
-              <w:t>GV: Giao bài tập thực hành trên máy tính.</w:t>
-            </w:r>
-          </w:p>
-          <w:p>
-            <w:pPr>
-              <w:spacing w:line="360" w:lineRule="auto" w:after="40"/>
-              <w:jc w:val="left"/>
-            </w:pPr>
-            <w:r>
-              <w:rPr>
-                <w:rFonts w:ascii="Times New Roman" w:hAnsi="Times New Roman" w:eastAsia="Times New Roman"/>
-                <w:b w:val="0"/>
-                <w:i w:val="0"/>
-                <w:sz w:val="26"/>
-              </w:rPr>
-              <w:t>- Quan sát, hỗ trợ HS gặp khó khăn.</w:t>
-            </w:r>
-          </w:p>
-          <w:p>
-            <w:pPr>
-              <w:spacing w:line="360" w:lineRule="auto" w:after="40"/>
-              <w:jc w:val="left"/>
-            </w:pPr>
-            <w:r>
-              <w:rPr>
-                <w:rFonts w:ascii="Times New Roman" w:hAnsi="Times New Roman" w:eastAsia="Times New Roman"/>
-                <w:b w:val="0"/>
-                <w:i w:val="0"/>
-                <w:sz w:val="26"/>
-              </w:rPr>
-              <w:t>- Kiểm tra sản phẩm tại máy.</w:t>
-            </w:r>
-          </w:p>
-          <w:p>
-            <w:pPr>
-              <w:spacing w:line="360" w:lineRule="auto" w:after="40"/>
-              <w:jc w:val="left"/>
-            </w:pPr>
-            <w:r>
-              <w:rPr>
-                <w:rFonts w:ascii="Times New Roman" w:hAnsi="Times New Roman" w:eastAsia="Times New Roman"/>
-                <w:b w:val="0"/>
-                <w:i w:val="0"/>
-                <w:sz w:val="26"/>
-              </w:rPr>
-              <w:t>HS: Thực hành cá nhân trên máy tính.</w:t>
-            </w:r>
-          </w:p>
-          <w:p>
-            <w:pPr>
-              <w:spacing w:line="360" w:lineRule="auto" w:after="40"/>
-              <w:jc w:val="left"/>
-            </w:pPr>
-            <w:r>
-              <w:rPr>
-                <w:rFonts w:ascii="Times New Roman" w:hAnsi="Times New Roman" w:eastAsia="Times New Roman"/>
-                <w:b w:val="0"/>
-                <w:i w:val="0"/>
-                <w:sz w:val="26"/>
-              </w:rPr>
-              <w:t>- Trao đổi nhóm đôi khi gặp khó.</w:t>
-            </w:r>
-          </w:p>
-          <w:p>
-            <w:pPr>
-              <w:spacing w:line="360" w:lineRule="auto" w:after="40"/>
-              <w:jc w:val="left"/>
-            </w:pPr>
-            <w:r>
-              <w:rPr>
-                <w:rFonts w:ascii="Times New Roman" w:hAnsi="Times New Roman" w:eastAsia="Times New Roman"/>
-                <w:b w:val="0"/>
-                <w:i w:val="0"/>
-                <w:sz w:val="26"/>
-              </w:rPr>
-              <w:t>- Đối chiếu kết quả với bạn.</w:t>
+            <w:r>
+              <w:rPr>
+                <w:rFonts w:ascii="Times New Roman" w:hAnsi="Times New Roman" w:eastAsia="Times New Roman"/>
+                <w:b w:val="0"/>
+                <w:i w:val="0"/>
+                <w:sz w:val="26"/>
+              </w:rPr>
+              <w:t>GV: Tổ chức trò chơi "Ai nhanh hơn":</w:t>
+            </w:r>
+          </w:p>
+          <w:p>
+            <w:r>
+              <w:rPr>
+                <w:rFonts w:ascii="Times New Roman" w:hAnsi="Times New Roman" w:eastAsia="Times New Roman"/>
+                <w:b w:val="0"/>
+                <w:i w:val="0"/>
+                <w:sz w:val="26"/>
+              </w:rPr>
+              <w:t>- GV nêu yêu cầu: Gõ tên mình trong Notepad (không dấu).</w:t>
+            </w:r>
+          </w:p>
+          <w:p>
+            <w:r>
+              <w:rPr>
+                <w:rFonts w:ascii="Times New Roman" w:hAnsi="Times New Roman" w:eastAsia="Times New Roman"/>
+                <w:b w:val="0"/>
+                <w:i w:val="0"/>
+                <w:sz w:val="26"/>
+              </w:rPr>
+              <w:t>- GV đếm: 1-2-3 bắt đầu!</w:t>
+            </w:r>
+          </w:p>
+          <w:p>
+            <w:r>
+              <w:rPr>
+                <w:rFonts w:ascii="Times New Roman" w:hAnsi="Times New Roman" w:eastAsia="Times New Roman"/>
+                <w:b w:val="0"/>
+                <w:i w:val="0"/>
+                <w:sz w:val="26"/>
+              </w:rPr>
+              <w:t>- HS nào gõ xong trước giơ tay.</w:t>
+            </w:r>
+          </w:p>
+          <w:p>
+            <w:r>
+              <w:rPr>
+                <w:rFonts w:ascii="Times New Roman" w:hAnsi="Times New Roman" w:eastAsia="Times New Roman"/>
+                <w:b w:val="0"/>
+                <w:i w:val="0"/>
+                <w:sz w:val="26"/>
+              </w:rPr>
+              <w:t>- GV kiểm tra kết quả 3-5 HS nhanh nhất.</w:t>
+            </w:r>
+          </w:p>
+          <w:p>
+            <w:r>
+              <w:rPr>
+                <w:rFonts w:ascii="Times New Roman" w:hAnsi="Times New Roman" w:eastAsia="Times New Roman"/>
+                <w:b w:val="0"/>
+                <w:i w:val="0"/>
+                <w:sz w:val="26"/>
+              </w:rPr>
+              <w:t>- GV nhận xét, tuyên dương.</w:t>
+            </w:r>
+          </w:p>
+          <w:p>
+            <w:r>
+              <w:rPr>
+                <w:rFonts w:ascii="Times New Roman" w:hAnsi="Times New Roman" w:eastAsia="Times New Roman"/>
+                <w:b w:val="0"/>
+                <w:i w:val="0"/>
+                <w:sz w:val="26"/>
+              </w:rPr>
+            </w:r>
+          </w:p>
+          <w:p>
+            <w:r>
+              <w:rPr>
+                <w:rFonts w:ascii="Times New Roman" w:hAnsi="Times New Roman" w:eastAsia="Times New Roman"/>
+                <w:b w:val="0"/>
+                <w:i w:val="0"/>
+                <w:sz w:val="26"/>
+              </w:rPr>
+              <w:t>GV: Câu hỏi trắc nghiệm:</w:t>
+            </w:r>
+          </w:p>
+          <w:p>
+            <w:r>
+              <w:rPr>
+                <w:rFonts w:ascii="Times New Roman" w:hAnsi="Times New Roman" w:eastAsia="Times New Roman"/>
+                <w:b w:val="0"/>
+                <w:i w:val="0"/>
+                <w:sz w:val="26"/>
+              </w:rPr>
+              <w:t xml:space="preserve">  Phím nào dùng để tạo khoảng trống giữa hai từ?</w:t>
+            </w:r>
+          </w:p>
+          <w:p>
+            <w:r>
+              <w:rPr>
+                <w:rFonts w:ascii="Times New Roman" w:hAnsi="Times New Roman" w:eastAsia="Times New Roman"/>
+                <w:b w:val="0"/>
+                <w:i w:val="0"/>
+                <w:sz w:val="26"/>
+              </w:rPr>
+              <w:t xml:space="preserve">  A. Enter  B. Space  C. Backspace</w:t>
+            </w:r>
+          </w:p>
+          <w:p>
+            <w:r>
+              <w:rPr>
+                <w:rFonts w:ascii="Times New Roman" w:hAnsi="Times New Roman" w:eastAsia="Times New Roman"/>
+                <w:b w:val="0"/>
+                <w:i w:val="0"/>
+                <w:sz w:val="26"/>
+              </w:rPr>
+              <w:t>- GV gọi HS trả lời.</w:t>
             </w:r>
           </w:p>
         </w:tc>
@@ -1185,30 +1543,67 @@
               <w:spacing w:line="360" w:lineRule="auto" w:after="40"/>
               <w:jc w:val="left"/>
             </w:pPr>
-            <w:r/>
-            <w:r>
-              <w:rPr>
-                <w:rFonts w:ascii="Times New Roman" w:hAnsi="Times New Roman" w:eastAsia="Times New Roman"/>
-                <w:b w:val="0"/>
-                <w:i w:val="0"/>
-                <w:sz w:val="26"/>
-              </w:rPr>
-              <w:t>Sản phẩm thực hành đạt yêu cầu.</w:t>
-            </w:r>
-          </w:p>
-          <w:p>
-            <w:pPr>
-              <w:spacing w:line="360" w:lineRule="auto" w:after="40"/>
-              <w:jc w:val="left"/>
-            </w:pPr>
-            <w:r>
-              <w:rPr>
-                <w:rFonts w:ascii="Times New Roman" w:hAnsi="Times New Roman" w:eastAsia="Times New Roman"/>
-                <w:b w:val="0"/>
-                <w:i w:val="0"/>
-                <w:sz w:val="26"/>
-              </w:rPr>
-              <w:t>HS tự tin thao tác trên máy.</w:t>
+            <w:r>
+              <w:rPr>
+                <w:rFonts w:ascii="Times New Roman" w:hAnsi="Times New Roman" w:eastAsia="Times New Roman"/>
+                <w:b w:val="0"/>
+                <w:i w:val="0"/>
+                <w:sz w:val="26"/>
+              </w:rPr>
+              <w:t>- HS tham gia trò chơi, gõ tên mình.</w:t>
+            </w:r>
+          </w:p>
+          <w:p>
+            <w:r>
+              <w:rPr>
+                <w:rFonts w:ascii="Times New Roman" w:hAnsi="Times New Roman" w:eastAsia="Times New Roman"/>
+                <w:b w:val="0"/>
+                <w:i w:val="0"/>
+                <w:sz w:val="26"/>
+              </w:rPr>
+              <w:t>- HS giơ tay khi hoàn thành.</w:t>
+            </w:r>
+          </w:p>
+          <w:p>
+            <w:r>
+              <w:rPr>
+                <w:rFonts w:ascii="Times New Roman" w:hAnsi="Times New Roman" w:eastAsia="Times New Roman"/>
+                <w:b w:val="0"/>
+                <w:i w:val="0"/>
+                <w:sz w:val="26"/>
+              </w:rPr>
+            </w:r>
+          </w:p>
+          <w:p>
+            <w:r>
+              <w:rPr>
+                <w:rFonts w:ascii="Times New Roman" w:hAnsi="Times New Roman" w:eastAsia="Times New Roman"/>
+                <w:b w:val="0"/>
+                <w:i w:val="0"/>
+                <w:sz w:val="26"/>
+              </w:rPr>
+              <w:t>- HS trả lời: Đáp án B – Space (phím cách).</w:t>
+            </w:r>
+          </w:p>
+          <w:p>
+            <w:r>
+              <w:rPr>
+                <w:rFonts w:ascii="Times New Roman" w:hAnsi="Times New Roman" w:eastAsia="Times New Roman"/>
+                <w:b w:val="0"/>
+                <w:i w:val="0"/>
+                <w:sz w:val="26"/>
+              </w:rPr>
+            </w:r>
+          </w:p>
+          <w:p>
+            <w:r>
+              <w:rPr>
+                <w:rFonts w:ascii="Times New Roman" w:hAnsi="Times New Roman" w:eastAsia="Times New Roman"/>
+                <w:b w:val="0"/>
+                <w:i w:val="0"/>
+                <w:sz w:val="26"/>
+              </w:rPr>
+              <w:t>Sản phẩm: HS gõ được tên mình trong Notepad.</w:t>
             </w:r>
           </w:p>
         </w:tc>
@@ -1230,7 +1625,6 @@
               <w:spacing w:line="360" w:lineRule="auto" w:after="40"/>
               <w:jc w:val="left"/>
             </w:pPr>
-            <w:r/>
             <w:r>
               <w:rPr>
                 <w:rFonts w:ascii="Times New Roman" w:hAnsi="Times New Roman" w:eastAsia="Times New Roman"/>
@@ -1239,6 +1633,27 @@
                 <w:sz w:val="26"/>
               </w:rPr>
               <w:t>4. HOẠT ĐỘNG VẬN DỤNG, TRẢI NGHIỆM (5 phút)</w:t>
+            </w:r>
+          </w:p>
+          <w:p>
+            <w:r>
+              <w:rPr>
+                <w:rFonts w:ascii="Times New Roman" w:hAnsi="Times New Roman" w:eastAsia="Times New Roman"/>
+                <w:b w:val="0"/>
+                <w:i w:val="0"/>
+                <w:sz w:val="26"/>
+              </w:rPr>
+            </w:r>
+          </w:p>
+          <w:p>
+            <w:r>
+              <w:rPr>
+                <w:rFonts w:ascii="Times New Roman" w:hAnsi="Times New Roman" w:eastAsia="Times New Roman"/>
+                <w:b w:val="0"/>
+                <w:i w:val="0"/>
+                <w:sz w:val="26"/>
+              </w:rPr>
+              <w:t>- HS gõ: 7 MEO (hoặc tương tự).</w:t>
             </w:r>
           </w:p>
         </w:tc>
@@ -1259,90 +1674,36 @@
               <w:spacing w:line="360" w:lineRule="auto" w:after="40"/>
               <w:jc w:val="left"/>
             </w:pPr>
-            <w:r/>
-            <w:r>
-              <w:rPr>
-                <w:rFonts w:ascii="Times New Roman" w:hAnsi="Times New Roman" w:eastAsia="Times New Roman"/>
-                <w:b w:val="0"/>
-                <w:i w:val="0"/>
-                <w:sz w:val="26"/>
-              </w:rPr>
-              <w:t>GV: Đặt câu hỏi liên hệ thực tế.</w:t>
-            </w:r>
-          </w:p>
-          <w:p>
-            <w:pPr>
-              <w:spacing w:line="360" w:lineRule="auto" w:after="40"/>
-              <w:jc w:val="left"/>
-            </w:pPr>
-            <w:r>
-              <w:rPr>
-                <w:rFonts w:ascii="Times New Roman" w:hAnsi="Times New Roman" w:eastAsia="Times New Roman"/>
-                <w:b w:val="0"/>
-                <w:i w:val="0"/>
-                <w:sz w:val="26"/>
-              </w:rPr>
-              <w:t>- Giao nhiệm vụ về nhà.</w:t>
-            </w:r>
-          </w:p>
-          <w:p>
-            <w:pPr>
-              <w:spacing w:line="360" w:lineRule="auto" w:after="40"/>
-              <w:jc w:val="left"/>
-            </w:pPr>
-            <w:r>
-              <w:rPr>
-                <w:rFonts w:ascii="Times New Roman" w:hAnsi="Times New Roman" w:eastAsia="Times New Roman"/>
-                <w:b w:val="0"/>
-                <w:i w:val="0"/>
-                <w:sz w:val="26"/>
-              </w:rPr>
-              <w:t>- Hướng dẫn tắt máy, xếp gọn phòng học.</w:t>
-            </w:r>
-          </w:p>
-          <w:p>
-            <w:pPr>
-              <w:spacing w:line="360" w:lineRule="auto" w:after="40"/>
-              <w:jc w:val="left"/>
-            </w:pPr>
-            <w:r>
-              <w:rPr>
-                <w:rFonts w:ascii="Times New Roman" w:hAnsi="Times New Roman" w:eastAsia="Times New Roman"/>
-                <w:b w:val="0"/>
-                <w:i w:val="0"/>
-                <w:sz w:val="26"/>
-              </w:rPr>
-              <w:t>HS: Suy nghĩ ý tưởng ứng dụng.</w:t>
-            </w:r>
-          </w:p>
-          <w:p>
-            <w:pPr>
-              <w:spacing w:line="360" w:lineRule="auto" w:after="40"/>
-              <w:jc w:val="left"/>
-            </w:pPr>
-            <w:r>
-              <w:rPr>
-                <w:rFonts w:ascii="Times New Roman" w:hAnsi="Times New Roman" w:eastAsia="Times New Roman"/>
-                <w:b w:val="0"/>
-                <w:i w:val="0"/>
-                <w:sz w:val="26"/>
-              </w:rPr>
-              <w:t>- Ghi nhận nhiệm vụ về nhà.</w:t>
-            </w:r>
-          </w:p>
-          <w:p>
-            <w:pPr>
-              <w:spacing w:line="360" w:lineRule="auto" w:after="40"/>
-              <w:jc w:val="left"/>
-            </w:pPr>
-            <w:r>
-              <w:rPr>
-                <w:rFonts w:ascii="Times New Roman" w:hAnsi="Times New Roman" w:eastAsia="Times New Roman"/>
-                <w:b w:val="0"/>
-                <w:i w:val="0"/>
-                <w:sz w:val="26"/>
-              </w:rPr>
-              <w:t>- Tắt máy an toàn, xếp bàn ghế.</w:t>
+            <w:r>
+              <w:rPr>
+                <w:rFonts w:ascii="Times New Roman" w:hAnsi="Times New Roman" w:eastAsia="Times New Roman"/>
+                <w:b w:val="0"/>
+                <w:i w:val="0"/>
+                <w:sz w:val="26"/>
+              </w:rPr>
+              <w:t>- GV quan sát, hỗ trợ.</w:t>
+            </w:r>
+          </w:p>
+          <w:p>
+            <w:r>
+              <w:rPr>
+                <w:rFonts w:ascii="Times New Roman" w:hAnsi="Times New Roman" w:eastAsia="Times New Roman"/>
+                <w:b w:val="0"/>
+                <w:i w:val="0"/>
+                <w:sz w:val="26"/>
+              </w:rPr>
+              <w:t>- GV dặn dò: Về nhà tập gõ tên các thành viên trong gia đình.</w:t>
+            </w:r>
+          </w:p>
+          <w:p>
+            <w:r>
+              <w:rPr>
+                <w:rFonts w:ascii="Times New Roman" w:hAnsi="Times New Roman" w:eastAsia="Times New Roman"/>
+                <w:b w:val="0"/>
+                <w:i w:val="0"/>
+                <w:sz w:val="26"/>
+              </w:rPr>
+              <w:t>- GV hướng dẫn tắt máy, xếp gọn phòng học.</w:t>
             </w:r>
           </w:p>
         </w:tc>
@@ -1361,30 +1722,25 @@
               <w:spacing w:line="360" w:lineRule="auto" w:after="40"/>
               <w:jc w:val="left"/>
             </w:pPr>
-            <w:r/>
-            <w:r>
-              <w:rPr>
-                <w:rFonts w:ascii="Times New Roman" w:hAnsi="Times New Roman" w:eastAsia="Times New Roman"/>
-                <w:b w:val="0"/>
-                <w:i w:val="0"/>
-                <w:sz w:val="26"/>
-              </w:rPr>
-              <w:t>HS liên hệ được kiến thức với thực tế.</w:t>
-            </w:r>
-          </w:p>
-          <w:p>
-            <w:pPr>
-              <w:spacing w:line="360" w:lineRule="auto" w:after="40"/>
-              <w:jc w:val="left"/>
-            </w:pPr>
-            <w:r>
-              <w:rPr>
-                <w:rFonts w:ascii="Times New Roman" w:hAnsi="Times New Roman" w:eastAsia="Times New Roman"/>
-                <w:b w:val="0"/>
-                <w:i w:val="0"/>
-                <w:sz w:val="26"/>
-              </w:rPr>
-              <w:t>Phòng máy được thu dọn gọn gàng.</w:t>
+            <w:r>
+              <w:rPr>
+                <w:rFonts w:ascii="Times New Roman" w:hAnsi="Times New Roman" w:eastAsia="Times New Roman"/>
+                <w:b w:val="0"/>
+                <w:i w:val="0"/>
+                <w:sz w:val="26"/>
+              </w:rPr>
+              <w:t>- HS ghi nhận nhiệm vụ về nhà.</w:t>
+            </w:r>
+          </w:p>
+          <w:p>
+            <w:r>
+              <w:rPr>
+                <w:rFonts w:ascii="Times New Roman" w:hAnsi="Times New Roman" w:eastAsia="Times New Roman"/>
+                <w:b w:val="0"/>
+                <w:i w:val="0"/>
+                <w:sz w:val="26"/>
+              </w:rPr>
+              <w:t>- Phòng máy được thu dọn gọn gàng.</w:t>
             </w:r>
           </w:p>
         </w:tc>
@@ -1403,7 +1759,7 @@
       </w:pPr>
       <w:r>
         <w:rPr>
-          <w:rFonts w:ascii="Times New Roman" w:hAnsi="Times New Roman" w:eastAsia="Times New Roman"/>
+          <w:rFonts w:ascii="Times New Roman" w:hAnsi="Times New Roman" w:eastAsia="Times New Roman" w:cs="Times New Roman"/>
           <w:b/>
           <w:i w:val="0"/>
           <w:sz w:val="26"/>
@@ -1418,7 +1774,7 @@
       </w:pPr>
       <w:r>
         <w:rPr>
-          <w:rFonts w:ascii="Times New Roman" w:hAnsi="Times New Roman" w:eastAsia="Times New Roman"/>
+          <w:rFonts w:ascii="Times New Roman" w:hAnsi="Times New Roman" w:eastAsia="Times New Roman" w:cs="Times New Roman"/>
           <w:b/>
           <w:i/>
           <w:sz w:val="26"/>
@@ -1433,7 +1789,7 @@
       </w:pPr>
       <w:r>
         <w:rPr>
-          <w:rFonts w:ascii="Times New Roman" w:hAnsi="Times New Roman" w:eastAsia="Times New Roman"/>
+          <w:rFonts w:ascii="Times New Roman" w:hAnsi="Times New Roman" w:eastAsia="Times New Roman" w:cs="Times New Roman"/>
           <w:b w:val="0"/>
           <w:i w:val="0"/>
           <w:sz w:val="26"/>
@@ -1481,10 +1837,15 @@
               <w:spacing w:line="360" w:lineRule="auto" w:after="40"/>
               <w:jc w:val="center"/>
             </w:pPr>
-            <w:r/>
-            <w:r>
-              <w:rPr>
-                <w:rFonts w:ascii="Times New Roman" w:hAnsi="Times New Roman" w:eastAsia="Times New Roman"/>
+            <w:r>
+              <w:rPr>
+                <w:rFonts w:ascii="Times New Roman" w:hAnsi="Times New Roman" w:cs="Times New Roman"/>
+                <w:sz w:val="26"/>
+              </w:rPr>
+            </w:r>
+            <w:r>
+              <w:rPr>
+                <w:rFonts w:ascii="Times New Roman" w:hAnsi="Times New Roman" w:eastAsia="Times New Roman" w:cs="Times New Roman"/>
                 <w:b/>
                 <w:i w:val="0"/>
                 <w:sz w:val="26"/>
@@ -1508,10 +1869,15 @@
               <w:spacing w:line="360" w:lineRule="auto" w:after="40"/>
               <w:jc w:val="center"/>
             </w:pPr>
-            <w:r/>
-            <w:r>
-              <w:rPr>
-                <w:rFonts w:ascii="Times New Roman" w:hAnsi="Times New Roman" w:eastAsia="Times New Roman"/>
+            <w:r>
+              <w:rPr>
+                <w:rFonts w:ascii="Times New Roman" w:hAnsi="Times New Roman" w:cs="Times New Roman"/>
+                <w:sz w:val="26"/>
+              </w:rPr>
+            </w:r>
+            <w:r>
+              <w:rPr>
+                <w:rFonts w:ascii="Times New Roman" w:hAnsi="Times New Roman" w:eastAsia="Times New Roman" w:cs="Times New Roman"/>
                 <w:b/>
                 <w:i w:val="0"/>
                 <w:sz w:val="26"/>
@@ -1535,10 +1901,15 @@
               <w:spacing w:line="360" w:lineRule="auto" w:after="40"/>
               <w:jc w:val="center"/>
             </w:pPr>
-            <w:r/>
-            <w:r>
-              <w:rPr>
-                <w:rFonts w:ascii="Times New Roman" w:hAnsi="Times New Roman" w:eastAsia="Times New Roman"/>
+            <w:r>
+              <w:rPr>
+                <w:rFonts w:ascii="Times New Roman" w:hAnsi="Times New Roman" w:cs="Times New Roman"/>
+                <w:sz w:val="26"/>
+              </w:rPr>
+            </w:r>
+            <w:r>
+              <w:rPr>
+                <w:rFonts w:ascii="Times New Roman" w:hAnsi="Times New Roman" w:eastAsia="Times New Roman" w:cs="Times New Roman"/>
                 <w:b/>
                 <w:i w:val="0"/>
                 <w:sz w:val="26"/>
@@ -1564,10 +1935,15 @@
               <w:spacing w:line="360" w:lineRule="auto" w:after="40"/>
               <w:jc w:val="center"/>
             </w:pPr>
-            <w:r/>
-            <w:r>
-              <w:rPr>
-                <w:rFonts w:ascii="Times New Roman" w:hAnsi="Times New Roman" w:eastAsia="Times New Roman"/>
+            <w:r>
+              <w:rPr>
+                <w:rFonts w:ascii="Times New Roman" w:hAnsi="Times New Roman" w:cs="Times New Roman"/>
+                <w:sz w:val="26"/>
+              </w:rPr>
+            </w:r>
+            <w:r>
+              <w:rPr>
+                <w:rFonts w:ascii="Times New Roman" w:hAnsi="Times New Roman" w:eastAsia="Times New Roman" w:cs="Times New Roman"/>
                 <w:b w:val="0"/>
                 <w:i/>
                 <w:sz w:val="26"/>
@@ -1591,10 +1967,15 @@
               <w:spacing w:line="360" w:lineRule="auto" w:after="40"/>
               <w:jc w:val="center"/>
             </w:pPr>
-            <w:r/>
-            <w:r>
-              <w:rPr>
-                <w:rFonts w:ascii="Times New Roman" w:hAnsi="Times New Roman" w:eastAsia="Times New Roman"/>
+            <w:r>
+              <w:rPr>
+                <w:rFonts w:ascii="Times New Roman" w:hAnsi="Times New Roman" w:cs="Times New Roman"/>
+                <w:sz w:val="26"/>
+              </w:rPr>
+            </w:r>
+            <w:r>
+              <w:rPr>
+                <w:rFonts w:ascii="Times New Roman" w:hAnsi="Times New Roman" w:eastAsia="Times New Roman" w:cs="Times New Roman"/>
                 <w:b w:val="0"/>
                 <w:i/>
                 <w:sz w:val="26"/>
@@ -1618,10 +1999,15 @@
               <w:spacing w:line="360" w:lineRule="auto" w:after="40"/>
               <w:jc w:val="center"/>
             </w:pPr>
-            <w:r/>
-            <w:r>
-              <w:rPr>
-                <w:rFonts w:ascii="Times New Roman" w:hAnsi="Times New Roman" w:eastAsia="Times New Roman"/>
+            <w:r>
+              <w:rPr>
+                <w:rFonts w:ascii="Times New Roman" w:hAnsi="Times New Roman" w:cs="Times New Roman"/>
+                <w:sz w:val="26"/>
+              </w:rPr>
+            </w:r>
+            <w:r>
+              <w:rPr>
+                <w:rFonts w:ascii="Times New Roman" w:hAnsi="Times New Roman" w:eastAsia="Times New Roman" w:cs="Times New Roman"/>
                 <w:b w:val="0"/>
                 <w:i/>
                 <w:sz w:val="26"/>
@@ -1647,10 +2033,15 @@
               <w:spacing w:line="360" w:lineRule="auto" w:after="40"/>
               <w:jc w:val="center"/>
             </w:pPr>
-            <w:r/>
-            <w:r>
-              <w:rPr>
-                <w:rFonts w:ascii="Times New Roman" w:hAnsi="Times New Roman" w:eastAsia="Times New Roman"/>
+            <w:r>
+              <w:rPr>
+                <w:rFonts w:ascii="Times New Roman" w:hAnsi="Times New Roman" w:cs="Times New Roman"/>
+                <w:sz w:val="26"/>
+              </w:rPr>
+            </w:r>
+            <w:r>
+              <w:rPr>
+                <w:rFonts w:ascii="Times New Roman" w:hAnsi="Times New Roman" w:eastAsia="Times New Roman" w:cs="Times New Roman"/>
                 <w:b w:val="0"/>
                 <w:i w:val="0"/>
                 <w:sz w:val="26"/>
@@ -1664,7 +2055,7 @@
             </w:pPr>
             <w:r>
               <w:rPr>
-                <w:rFonts w:ascii="Times New Roman" w:hAnsi="Times New Roman" w:eastAsia="Times New Roman"/>
+                <w:rFonts w:ascii="Times New Roman" w:hAnsi="Times New Roman" w:eastAsia="Times New Roman" w:cs="Times New Roman"/>
                 <w:b w:val="0"/>
                 <w:i w:val="0"/>
                 <w:sz w:val="26"/>
@@ -1678,7 +2069,7 @@
             </w:pPr>
             <w:r>
               <w:rPr>
-                <w:rFonts w:ascii="Times New Roman" w:hAnsi="Times New Roman" w:eastAsia="Times New Roman"/>
+                <w:rFonts w:ascii="Times New Roman" w:hAnsi="Times New Roman" w:eastAsia="Times New Roman" w:cs="Times New Roman"/>
                 <w:b w:val="0"/>
                 <w:i w:val="0"/>
                 <w:sz w:val="26"/>
@@ -1692,7 +2083,7 @@
             </w:pPr>
             <w:r>
               <w:rPr>
-                <w:rFonts w:ascii="Times New Roman" w:hAnsi="Times New Roman" w:eastAsia="Times New Roman"/>
+                <w:rFonts w:ascii="Times New Roman" w:hAnsi="Times New Roman" w:eastAsia="Times New Roman" w:cs="Times New Roman"/>
                 <w:b w:val="0"/>
                 <w:i w:val="0"/>
                 <w:sz w:val="26"/>
@@ -1715,10 +2106,15 @@
               <w:spacing w:line="360" w:lineRule="auto" w:after="40"/>
               <w:jc w:val="center"/>
             </w:pPr>
-            <w:r/>
-            <w:r>
-              <w:rPr>
-                <w:rFonts w:ascii="Times New Roman" w:hAnsi="Times New Roman" w:eastAsia="Times New Roman"/>
+            <w:r>
+              <w:rPr>
+                <w:rFonts w:ascii="Times New Roman" w:hAnsi="Times New Roman" w:cs="Times New Roman"/>
+                <w:sz w:val="26"/>
+              </w:rPr>
+            </w:r>
+            <w:r>
+              <w:rPr>
+                <w:rFonts w:ascii="Times New Roman" w:hAnsi="Times New Roman" w:eastAsia="Times New Roman" w:cs="Times New Roman"/>
                 <w:b w:val="0"/>
                 <w:i w:val="0"/>
                 <w:sz w:val="26"/>
@@ -1732,7 +2128,7 @@
             </w:pPr>
             <w:r>
               <w:rPr>
-                <w:rFonts w:ascii="Times New Roman" w:hAnsi="Times New Roman" w:eastAsia="Times New Roman"/>
+                <w:rFonts w:ascii="Times New Roman" w:hAnsi="Times New Roman" w:eastAsia="Times New Roman" w:cs="Times New Roman"/>
                 <w:b w:val="0"/>
                 <w:i w:val="0"/>
                 <w:sz w:val="26"/>
@@ -1746,7 +2142,7 @@
             </w:pPr>
             <w:r>
               <w:rPr>
-                <w:rFonts w:ascii="Times New Roman" w:hAnsi="Times New Roman" w:eastAsia="Times New Roman"/>
+                <w:rFonts w:ascii="Times New Roman" w:hAnsi="Times New Roman" w:eastAsia="Times New Roman" w:cs="Times New Roman"/>
                 <w:b w:val="0"/>
                 <w:i w:val="0"/>
                 <w:sz w:val="26"/>
@@ -1760,7 +2156,7 @@
             </w:pPr>
             <w:r>
               <w:rPr>
-                <w:rFonts w:ascii="Times New Roman" w:hAnsi="Times New Roman" w:eastAsia="Times New Roman"/>
+                <w:rFonts w:ascii="Times New Roman" w:hAnsi="Times New Roman" w:eastAsia="Times New Roman" w:cs="Times New Roman"/>
                 <w:b w:val="0"/>
                 <w:i w:val="0"/>
                 <w:sz w:val="26"/>
@@ -1789,10 +2185,15 @@
               <w:spacing w:line="360" w:lineRule="auto" w:after="40"/>
               <w:jc w:val="center"/>
             </w:pPr>
-            <w:r/>
-            <w:r>
-              <w:rPr>
-                <w:rFonts w:ascii="Times New Roman" w:hAnsi="Times New Roman" w:eastAsia="Times New Roman"/>
+            <w:r>
+              <w:rPr>
+                <w:rFonts w:ascii="Times New Roman" w:hAnsi="Times New Roman" w:cs="Times New Roman"/>
+                <w:sz w:val="26"/>
+              </w:rPr>
+            </w:r>
+            <w:r>
+              <w:rPr>
+                <w:rFonts w:ascii="Times New Roman" w:hAnsi="Times New Roman" w:eastAsia="Times New Roman" w:cs="Times New Roman"/>
                 <w:b/>
                 <w:i w:val="0"/>
                 <w:sz w:val="26"/>
@@ -1806,7 +2207,7 @@
             </w:pPr>
             <w:r>
               <w:rPr>
-                <w:rFonts w:ascii="Times New Roman" w:hAnsi="Times New Roman" w:eastAsia="Times New Roman"/>
+                <w:rFonts w:ascii="Times New Roman" w:hAnsi="Times New Roman" w:eastAsia="Times New Roman" w:cs="Times New Roman"/>
                 <w:b/>
                 <w:i w:val="0"/>
                 <w:sz w:val="26"/>
@@ -1820,7 +2221,7 @@
             </w:pPr>
             <w:r>
               <w:rPr>
-                <w:rFonts w:ascii="Times New Roman" w:hAnsi="Times New Roman" w:eastAsia="Times New Roman"/>
+                <w:rFonts w:ascii="Times New Roman" w:hAnsi="Times New Roman" w:eastAsia="Times New Roman" w:cs="Times New Roman"/>
                 <w:b/>
                 <w:i w:val="0"/>
                 <w:sz w:val="26"/>
@@ -1834,7 +2235,7 @@
             </w:pPr>
             <w:r>
               <w:rPr>
-                <w:rFonts w:ascii="Times New Roman" w:hAnsi="Times New Roman" w:eastAsia="Times New Roman"/>
+                <w:rFonts w:ascii="Times New Roman" w:hAnsi="Times New Roman" w:eastAsia="Times New Roman" w:cs="Times New Roman"/>
                 <w:b/>
                 <w:i w:val="0"/>
                 <w:sz w:val="26"/>

--- a/KHBD_Tin_học/Lớp_1/Tuần_07/KHBD_Tin_hoc_Lớp_1_Tiet06_Ban_phim_chu_va_so.docx
+++ b/KHBD_Tin_học/Lớp_1/Tuần_07/KHBD_Tin_hoc_Lớp_1_Tiet06_Ban_phim_chu_va_so.docx
@@ -420,18 +420,29 @@
     </w:p>
     <w:p>
       <w:pPr>
-        <w:spacing w:line="319" w:lineRule="auto" w:after="60" w:before="0"/>
-        <w:ind w:firstLine="0" w:left="850"/>
+        <w:spacing w:line="276" w:lineRule="auto" w:after="0" w:before="0"/>
+        <w:ind w:left="850" w:firstLine="0"/>
         <w:jc w:val="both"/>
       </w:pPr>
       <w:r>
         <w:rPr>
-          <w:rFonts w:ascii="Times New Roman" w:hAnsi="Times New Roman" w:eastAsia="Times New Roman" w:cs="Times New Roman"/>
-          <w:b w:val="0"/>
-          <w:i w:val="0"/>
+          <w:rFonts w:ascii="Times New Roman" w:hAnsi="Times New Roman" w:cs="Times New Roman"/>
           <w:sz w:val="26"/>
         </w:rPr>
-        <w:t>- Miền V. Giải quyết vấn đề (thành tố 5.3. Sử dụng sáng tạo công nghệ số – Bậc 1): Sử dụng công cụ số để giải quyết vấn đề đơn giản trong bài học. (Đạt được thông qua Hoạt động 2, Hoạt động 3)</w:t>
+        <w:t>- 4.3.CB1a: Phân biệt được các cách thức đơn giản để tránh rủi ro và đe dọa đến sức khỏe thể chất và tinh thần khi sử dụng công nghệ số. (Thao tác gõ bàn phím đúng cách, rèn luyện thói quen tư thế và vị trí ngón tay). (Đạt được thông qua Hoạt động 2)</w:t>
+      </w:r>
+    </w:p>
+    <w:p>
+      <w:pPr>
+        <w:spacing w:after="0" w:line="276" w:lineRule="auto"/>
+        <w:ind w:left="850" w:firstLine="0"/>
+      </w:pPr>
+      <w:r>
+        <w:rPr>
+          <w:rFonts w:ascii="Times New Roman" w:hAnsi="Times New Roman" w:cs="Times New Roman"/>
+          <w:sz w:val="26"/>
+        </w:rPr>
+        <w:t>- 5.1.CB1a: Xác định được các vấn đề kỹ thuật đơn giản khi vận hành thiết bị và sử dụng môi trường số. (Sử dụng bàn phím để nhập dữ liệu chữ và số chính xác vào phần mềm). (Đạt được thông qua Hoạt động 3, Hoạt động 4)</w:t>
       </w:r>
     </w:p>
     <w:p>
